--- a/Dokumente/Word-Export/22g_Einordnung.docx
+++ b/Dokumente/Word-Export/22g_Einordnung.docx
@@ -21,7 +21,7 @@
         <w:t>31. Die Tablet-Schulung kostet rund 2.500 Liter Wasser:</w:t>
       </w:r>
       <w:r>
-        <w:t xml:space="preserve"> Eine Person hat 9 Monate lang ca. 500.000 Zeilen Code mit KI erzeugt. Der geschätzte Wasserfußabdruck dafür liegt bei etwa 2.500 Litern.</w:t>
+        <w:t xml:space="preserve"> 9 Monate; ca. 500.000 Zeilen Code mit einem LLM erzeugt. Der geschätzte Wasserfußabdruck dafür liegt bei etwa 1000 bis 2.500 Litern.</w:t>
       </w:r>
       <w:r>
         <w:rPr>
